--- a/t26_s1.docx
+++ b/t26_s1.docx
@@ -3,2168 +3,998 @@
 <w:document xmlns:wpc="http://schemas.microsoft.com/office/word/2010/wordprocessingCanvas" xmlns:mo="http://schemas.microsoft.com/office/mac/office/2008/main" xmlns:mc="http://schemas.openxmlformats.org/markup-compatibility/2006" xmlns:mv="urn:schemas-microsoft-com:mac:vml" xmlns:o="urn:schemas-microsoft-com:office:office" xmlns:r="http://schemas.openxmlformats.org/officeDocument/2006/relationships" xmlns:m="http://schemas.openxmlformats.org/officeDocument/2006/math" xmlns:v="urn:schemas-microsoft-com:vml" xmlns:wp14="http://schemas.microsoft.com/office/word/2010/wordprocessingDrawing" xmlns:wp="http://schemas.openxmlformats.org/drawingml/2006/wordprocessingDrawing" xmlns:w10="urn:schemas-microsoft-com:office:word" xmlns:w="http://schemas.openxmlformats.org/wordprocessingml/2006/main" xmlns:w14="http://schemas.microsoft.com/office/word/2010/wordml" xmlns:wpg="http://schemas.microsoft.com/office/word/2010/wordprocessingGroup" xmlns:wpi="http://schemas.microsoft.com/office/word/2010/wordprocessingInk" xmlns:wne="http://schemas.microsoft.com/office/word/2006/wordml" xmlns:wps="http://schemas.microsoft.com/office/word/2010/wordprocessingShape" mc:Ignorable="w14 wp14">
   <w:body>
     <w:p>
-      <w:pPr>
-        <w:spacing w:after="20" w:before="120"/>
-      </w:pPr>
       <w:r>
-        <w:rPr>
-          <w:b/>
-          <w:sz w:val="22"/>
-        </w:rPr>
-        <w:t>Question: A lady comes to the hospital and the doctor prescribes an iron injection. What should the nurse keep in mind before administering the injection?</w:t>
+        <w:t xml:space="preserve">Question: The normal serum calcium level in an adult is:</w:t>
       </w:r>
     </w:p>
     <w:p>
-      <w:pPr>
-        <w:spacing w:after="0" w:before="0"/>
-      </w:pPr>
       <w:r>
-        <w:rPr>
-          <w:b w:val="0"/>
-          <w:sz w:val="22"/>
-        </w:rPr>
-        <w:t>(a) Z-track</w:t>
+        <w:t xml:space="preserve">(a) 8.5–10.5 mg/dL</w:t>
       </w:r>
     </w:p>
     <w:p>
-      <w:pPr>
-        <w:spacing w:after="0" w:before="0"/>
-      </w:pPr>
       <w:r>
-        <w:rPr>
-          <w:b w:val="0"/>
-          <w:sz w:val="22"/>
-        </w:rPr>
-        <w:t>(b) Pull the skin lateral side</w:t>
+        <w:t xml:space="preserve">(b) 4–6 mg/dL</w:t>
       </w:r>
     </w:p>
     <w:p>
-      <w:pPr>
-        <w:spacing w:after="0" w:before="0"/>
-      </w:pPr>
       <w:r>
-        <w:rPr>
-          <w:b w:val="0"/>
-          <w:sz w:val="22"/>
-        </w:rPr>
-        <w:t>(c) Vigorously rough</w:t>
+        <w:t xml:space="preserve">(c) 12–15 mg/dL</w:t>
       </w:r>
     </w:p>
     <w:p>
-      <w:pPr>
-        <w:spacing w:after="0" w:before="0"/>
-      </w:pPr>
       <w:r>
-        <w:rPr>
-          <w:b w:val="0"/>
-          <w:sz w:val="22"/>
-        </w:rPr>
-        <w:t>(d) Prevent backflow</w:t>
+        <w:t xml:space="preserve">(d) 18–20 mg/dL</w:t>
       </w:r>
     </w:p>
     <w:p>
-      <w:pPr>
-        <w:spacing w:after="0" w:before="40"/>
-      </w:pPr>
       <w:r>
-        <w:rPr>
-          <w:b/>
-          <w:sz w:val="22"/>
-        </w:rPr>
-        <w:t>Answer: a</w:t>
+        <w:t xml:space="preserve">Answer: a</w:t>
       </w:r>
     </w:p>
     <w:p>
-      <w:pPr>
-        <w:spacing w:after="0" w:before="0"/>
-      </w:pPr>
       <w:r>
-        <w:rPr>
-          <w:b w:val="0"/>
-          <w:sz w:val="21"/>
-        </w:rPr>
-        <w:t>Solution: - -- Before administering an iron injection to a patient as prescribed by the doctor, the nurse should keep in mind the technique called Z-track (option a). The Z-track method is used for intramuscular injections to prevent medication leakage or staining of the skin. It involves pulling the skin laterally before administering the injection and maintaining the displacement of the subcutaneous tissue until the needle is withdrawn. This technique creates a zigzag path for the medication, which helps seal the injection site and prevents the medication from tracking back along the needle path. The Z-track method ensures accurate delivery of the medication and minimizes discomfort and staining at the injection site.</w:t>
+        <w:t xml:space="preserve">Solution: Normal calcium is 8.5–10.5 mg/dL. Hypocalcemia causes tetany (Chvostek's/Trousseau's signs); hypercalcemia causes polyuria and arrhythmias.</w:t>
       </w:r>
     </w:p>
     <w:p>
-      <w:pPr>
-        <w:spacing w:after="0" w:before="0"/>
-      </w:pPr>
       <w:r>
-        <w:rPr>
-          <w:b w:val="0"/>
-          <w:sz w:val="20"/>
-        </w:rPr>
-        <w:t>Positive Marks: 1</w:t>
+        <w:t xml:space="preserve">Positive Marks: 1</w:t>
       </w:r>
     </w:p>
     <w:p>
-      <w:pPr>
-        <w:spacing w:after="160" w:before="0"/>
-      </w:pPr>
       <w:r>
-        <w:rPr>
-          <w:b w:val="0"/>
-          <w:sz w:val="20"/>
-        </w:rPr>
-        <w:t>Negative Marks: 0.25</w:t>
+        <w:t xml:space="preserve">Negative Marks: 0.25</w:t>
       </w:r>
     </w:p>
     <w:p>
-      <w:pPr>
-        <w:spacing w:after="20" w:before="120"/>
-      </w:pPr>
       <w:r>
-        <w:rPr>
-          <w:b/>
-          <w:sz w:val="22"/>
-        </w:rPr>
-        <w:t>Question: A patient presented to the psychiatry OPD with his relatives and complained of knee pain, stating that it was due to aliens interfering with his thoughts and controlling him. Which would be the possible diagnosis according to DSM-5 criteria?</w:t>
+        <w:t xml:space="preserve"/>
       </w:r>
     </w:p>
     <w:p>
-      <w:pPr>
-        <w:spacing w:after="0" w:before="0"/>
-      </w:pPr>
       <w:r>
-        <w:rPr>
-          <w:b w:val="0"/>
-          <w:sz w:val="22"/>
-        </w:rPr>
-        <w:t>(a) Delusion of grandiosity</w:t>
+        <w:t xml:space="preserve">Question: The nurse is providing care to a patient with a stage 2 pressure injury. The nurse should:</w:t>
       </w:r>
     </w:p>
     <w:p>
-      <w:pPr>
-        <w:spacing w:after="0" w:before="0"/>
-      </w:pPr>
       <w:r>
-        <w:rPr>
-          <w:b w:val="0"/>
-          <w:sz w:val="22"/>
-        </w:rPr>
-        <w:t>(b) Delusion of control</w:t>
+        <w:t xml:space="preserve">(a) Clean the wound, apply an appropriate dressing, and offload pressure</w:t>
       </w:r>
     </w:p>
     <w:p>
-      <w:pPr>
-        <w:spacing w:after="0" w:before="0"/>
-      </w:pPr>
       <w:r>
-        <w:rPr>
-          <w:b w:val="0"/>
-          <w:sz w:val="22"/>
-        </w:rPr>
-        <w:t>(c) Delusion of persuasion</w:t>
+        <w:t xml:space="preserve">(b) Leave the wound open</w:t>
       </w:r>
     </w:p>
     <w:p>
-      <w:pPr>
-        <w:spacing w:after="0" w:before="0"/>
-      </w:pPr>
       <w:r>
-        <w:rPr>
-          <w:b w:val="0"/>
-          <w:sz w:val="22"/>
-        </w:rPr>
-        <w:t>(d) Somatic delusion</w:t>
+        <w:t xml:space="preserve">(c) Rub the area vigorously</w:t>
       </w:r>
     </w:p>
     <w:p>
-      <w:pPr>
-        <w:spacing w:after="0" w:before="40"/>
-      </w:pPr>
       <w:r>
-        <w:rPr>
-          <w:b/>
-          <w:sz w:val="22"/>
-        </w:rPr>
-        <w:t>Answer: b</w:t>
+        <w:t xml:space="preserve">(d) Restrict fluids</w:t>
       </w:r>
     </w:p>
     <w:p>
-      <w:pPr>
-        <w:spacing w:after="0" w:before="0"/>
-      </w:pPr>
       <w:r>
-        <w:rPr>
-          <w:b w:val="0"/>
-          <w:sz w:val="21"/>
-        </w:rPr>
-        <w:t>Solution: The possible diagnosis for the patient's presentation is delusion of control, according to DSM-5 criteria. Delusion of control is a subtype of delusional disorder in which the individual has a false belief that external forces are controlling their thoughts or actions. This belief is not due to the effects of a substance or a medical condition and cannot be explained by another mental disorder. The delusions cause significant distress or impairment in social, occupational, or other important areas of functioning.</w:t>
+        <w:t xml:space="preserve">Answer: a</w:t>
       </w:r>
     </w:p>
     <w:p>
-      <w:pPr>
-        <w:spacing w:after="0" w:before="0"/>
-      </w:pPr>
       <w:r>
-        <w:rPr>
-          <w:b w:val="0"/>
-          <w:sz w:val="20"/>
-        </w:rPr>
-        <w:t>Positive Marks: 1</w:t>
+        <w:t xml:space="preserve">Solution: Stage 2 pressure injury — clean the wound, apply a moisture-retentive dressing, reposition/offload, and monitor for infection.</w:t>
       </w:r>
     </w:p>
     <w:p>
-      <w:pPr>
-        <w:spacing w:after="160" w:before="0"/>
-      </w:pPr>
       <w:r>
-        <w:rPr>
-          <w:b w:val="0"/>
-          <w:sz w:val="20"/>
-        </w:rPr>
-        <w:t>Negative Marks: 0.25</w:t>
+        <w:t xml:space="preserve">Positive Marks: 1</w:t>
       </w:r>
     </w:p>
     <w:p>
-      <w:pPr>
-        <w:spacing w:after="20" w:before="120"/>
-      </w:pPr>
       <w:r>
-        <w:rPr>
-          <w:b/>
-          <w:sz w:val="22"/>
-        </w:rPr>
-        <w:t>Question: The earliest sign of hypoxia is:</w:t>
+        <w:t xml:space="preserve">Negative Marks: 0.25</w:t>
       </w:r>
     </w:p>
     <w:p>
-      <w:pPr>
-        <w:spacing w:after="0" w:before="0"/>
-      </w:pPr>
       <w:r>
-        <w:rPr>
-          <w:b w:val="0"/>
-          <w:sz w:val="22"/>
-        </w:rPr>
-        <w:t>(a) Unconsciousness</w:t>
+        <w:t xml:space="preserve"/>
       </w:r>
     </w:p>
     <w:p>
-      <w:pPr>
-        <w:spacing w:after="0" w:before="0"/>
-      </w:pPr>
       <w:r>
-        <w:rPr>
-          <w:b w:val="0"/>
-          <w:sz w:val="22"/>
-        </w:rPr>
-        <w:t>(b) Restlessness and anxiety</w:t>
+        <w:t xml:space="preserve">Question: A patient with chronic kidney disease is being taught about phosphorus control. The nurse should instruct the patient to:</w:t>
       </w:r>
     </w:p>
     <w:p>
-      <w:pPr>
-        <w:spacing w:after="0" w:before="0"/>
-      </w:pPr>
       <w:r>
-        <w:rPr>
-          <w:b w:val="0"/>
-          <w:sz w:val="22"/>
-        </w:rPr>
-        <w:t>(c) Bradycardia</w:t>
+        <w:t xml:space="preserve">(a) Take phosphate binders with meals</w:t>
       </w:r>
     </w:p>
     <w:p>
-      <w:pPr>
-        <w:spacing w:after="0" w:before="0"/>
-      </w:pPr>
       <w:r>
-        <w:rPr>
-          <w:b w:val="0"/>
-          <w:sz w:val="22"/>
-        </w:rPr>
-        <w:t>(d) Cyanosis</w:t>
+        <w:t xml:space="preserve">(b) Take them on an empty stomach</w:t>
       </w:r>
     </w:p>
     <w:p>
-      <w:pPr>
-        <w:spacing w:after="0" w:before="40"/>
-      </w:pPr>
       <w:r>
-        <w:rPr>
-          <w:b/>
-          <w:sz w:val="22"/>
-        </w:rPr>
-        <w:t>Answer: b</w:t>
+        <w:t xml:space="preserve">(c) Skip the binders</w:t>
       </w:r>
     </w:p>
     <w:p>
-      <w:pPr>
-        <w:spacing w:after="0" w:before="0"/>
-      </w:pPr>
       <w:r>
-        <w:rPr>
-          <w:b w:val="0"/>
-          <w:sz w:val="21"/>
-        </w:rPr>
-        <w:t>Solution: Restlessness and anxiety are early signs of hypoxia; cyanosis appears late.</w:t>
+        <w:t xml:space="preserve">(d) Increase dairy intake</w:t>
       </w:r>
     </w:p>
     <w:p>
-      <w:pPr>
-        <w:spacing w:after="0" w:before="0"/>
-      </w:pPr>
       <w:r>
-        <w:rPr>
-          <w:b w:val="0"/>
-          <w:sz w:val="20"/>
-        </w:rPr>
-        <w:t>Positive Marks: 1</w:t>
+        <w:t xml:space="preserve">Answer: a</w:t>
       </w:r>
     </w:p>
     <w:p>
-      <w:pPr>
-        <w:spacing w:after="160" w:before="0"/>
-      </w:pPr>
       <w:r>
-        <w:rPr>
-          <w:b w:val="0"/>
-          <w:sz w:val="20"/>
-        </w:rPr>
-        <w:t>Negative Marks: 0.25</w:t>
+        <w:t xml:space="preserve">Solution: Phosphate binders are taken with meals to bind dietary phosphorus, preventing hyperphosphatemia and bone disease in renal failure.</w:t>
       </w:r>
     </w:p>
     <w:p>
-      <w:pPr>
-        <w:spacing w:after="20" w:before="120"/>
-      </w:pPr>
       <w:r>
-        <w:rPr>
-          <w:b/>
-          <w:sz w:val="22"/>
-        </w:rPr>
-        <w:t>Question: Before suturing at the end of an open abdominal surgery, what is the mandatory priority action for the scrub nurse?</w:t>
+        <w:t xml:space="preserve">Positive Marks: 1</w:t>
       </w:r>
     </w:p>
     <w:p>
-      <w:pPr>
-        <w:spacing w:after="0" w:before="0"/>
-      </w:pPr>
       <w:r>
-        <w:rPr>
-          <w:b w:val="0"/>
-          <w:sz w:val="22"/>
-        </w:rPr>
-        <w:t>(a) Perform complete sponge, needle, and instrument count with circulator</w:t>
+        <w:t xml:space="preserve">Negative Marks: 0.25</w:t>
       </w:r>
     </w:p>
     <w:p>
-      <w:pPr>
-        <w:spacing w:after="0" w:before="0"/>
-      </w:pPr>
       <w:r>
-        <w:rPr>
-          <w:b w:val="0"/>
-          <w:sz w:val="22"/>
-        </w:rPr>
-        <w:t>(b) Clean instruments</w:t>
+        <w:t xml:space="preserve"/>
       </w:r>
     </w:p>
     <w:p>
-      <w:pPr>
-        <w:spacing w:after="0" w:before="0"/>
-      </w:pPr>
       <w:r>
-        <w:rPr>
-          <w:b w:val="0"/>
-          <w:sz w:val="22"/>
-        </w:rPr>
-        <w:t>(c) Disinfection of OT room</w:t>
+        <w:t xml:space="preserve">Question: A patient at 32 weeks of gestation reports painless vaginal bleeding. The nurse should:</w:t>
       </w:r>
     </w:p>
     <w:p>
-      <w:pPr>
-        <w:spacing w:after="0" w:before="0"/>
-      </w:pPr>
       <w:r>
-        <w:rPr>
-          <w:b w:val="0"/>
-          <w:sz w:val="22"/>
-        </w:rPr>
-        <w:t>(d) Change surgical gown</w:t>
+        <w:t xml:space="preserve">(a) Suspect placenta previa and avoid vaginal examination</w:t>
       </w:r>
     </w:p>
     <w:p>
-      <w:pPr>
-        <w:spacing w:after="0" w:before="40"/>
-      </w:pPr>
       <w:r>
-        <w:rPr>
-          <w:b/>
-          <w:sz w:val="22"/>
-        </w:rPr>
-        <w:t>Answer: a</w:t>
+        <w:t xml:space="preserve">(b) Perform a vaginal examination</w:t>
       </w:r>
     </w:p>
     <w:p>
-      <w:pPr>
-        <w:spacing w:after="0" w:before="0"/>
-      </w:pPr>
       <w:r>
-        <w:rPr>
-          <w:b w:val="0"/>
-          <w:sz w:val="21"/>
-        </w:rPr>
-        <w:t>Solution: A dual, verified count of surgical sponges, needles, and instruments before peritoneal closure is mandatory to prevent retained surgical items (gossypiboma).</w:t>
+        <w:t xml:space="preserve">(c) Give an enema</w:t>
       </w:r>
     </w:p>
     <w:p>
-      <w:pPr>
-        <w:spacing w:after="0" w:before="0"/>
-      </w:pPr>
       <w:r>
-        <w:rPr>
-          <w:b w:val="0"/>
-          <w:sz w:val="20"/>
-        </w:rPr>
-        <w:t>Positive Marks: 1</w:t>
+        <w:t xml:space="preserve">(d) Send the patient home</w:t>
       </w:r>
     </w:p>
     <w:p>
-      <w:pPr>
-        <w:spacing w:after="160" w:before="0"/>
-      </w:pPr>
       <w:r>
-        <w:rPr>
-          <w:b w:val="0"/>
-          <w:sz w:val="20"/>
-        </w:rPr>
-        <w:t>Negative Marks: 0.25</w:t>
+        <w:t xml:space="preserve">Answer: a</w:t>
       </w:r>
     </w:p>
     <w:p>
-      <w:pPr>
-        <w:spacing w:after="20" w:before="120"/>
-      </w:pPr>
       <w:r>
-        <w:rPr>
-          <w:b/>
-          <w:sz w:val="22"/>
-        </w:rPr>
-        <w:t>Question: A client taking digoxin reports nausea, vomiting and seeing yellow-green halos around lights. What should the nurse do FIRST?</w:t>
+        <w:t xml:space="preserve">Solution: Painless third-trimester bleeding suggests placenta previa — vaginal examinations and enemas are contraindicated; the nurse monitors and prepares for possible cesarean.</w:t>
       </w:r>
     </w:p>
     <w:p>
-      <w:pPr>
-        <w:spacing w:after="0" w:before="0"/>
-      </w:pPr>
       <w:r>
-        <w:rPr>
-          <w:b w:val="0"/>
-          <w:sz w:val="22"/>
-        </w:rPr>
-        <w:t>(a) Give the digoxin with food</w:t>
+        <w:t xml:space="preserve">Positive Marks: 1</w:t>
       </w:r>
     </w:p>
     <w:p>
-      <w:pPr>
-        <w:spacing w:after="0" w:before="0"/>
-      </w:pPr>
       <w:r>
-        <w:rPr>
-          <w:b w:val="0"/>
-          <w:sz w:val="22"/>
-        </w:rPr>
-        <w:t>(b) Document the findings as expected side effects</w:t>
+        <w:t xml:space="preserve">Negative Marks: 0.25</w:t>
       </w:r>
     </w:p>
     <w:p>
-      <w:pPr>
-        <w:spacing w:after="0" w:before="0"/>
-      </w:pPr>
       <w:r>
-        <w:rPr>
-          <w:b w:val="0"/>
-          <w:sz w:val="22"/>
-        </w:rPr>
-        <w:t>(c) Check the digoxin level and give the dose</w:t>
+        <w:t xml:space="preserve"/>
       </w:r>
     </w:p>
     <w:p>
-      <w:pPr>
-        <w:spacing w:after="0" w:before="0"/>
-      </w:pPr>
       <w:r>
-        <w:rPr>
-          <w:b w:val="0"/>
-          <w:sz w:val="22"/>
-        </w:rPr>
-        <w:t>(d) Hold the digoxin and notify the health care provider</w:t>
+        <w:t xml:space="preserve">Question: A 4-month-old infant with acute watery diarrhea has some dehydration. The nurse should:</w:t>
       </w:r>
     </w:p>
     <w:p>
-      <w:pPr>
-        <w:spacing w:after="0" w:before="40"/>
-      </w:pPr>
       <w:r>
-        <w:rPr>
-          <w:b/>
-          <w:sz w:val="22"/>
-        </w:rPr>
-        <w:t>Answer: d</w:t>
+        <w:t xml:space="preserve">(a) Give ORS 75 mL/kg over 4 hours and reassess</w:t>
       </w:r>
     </w:p>
     <w:p>
-      <w:pPr>
-        <w:spacing w:after="0" w:before="0"/>
-      </w:pPr>
       <w:r>
-        <w:rPr>
-          <w:b w:val="0"/>
-          <w:sz w:val="21"/>
-        </w:rPr>
-        <w:t>Solution: Nausea, vomiting and visual halos are classic digoxin toxicity; the drug is withheld and the provider notified (digoxin level and potassium are then checked).</w:t>
+        <w:t xml:space="preserve">(b) Give IV fluids immediately</w:t>
       </w:r>
     </w:p>
     <w:p>
-      <w:pPr>
-        <w:spacing w:after="0" w:before="0"/>
-      </w:pPr>
       <w:r>
-        <w:rPr>
-          <w:b w:val="0"/>
-          <w:sz w:val="20"/>
-        </w:rPr>
-        <w:t>Positive Marks: 1</w:t>
+        <w:t xml:space="preserve">(c) Give plain water</w:t>
       </w:r>
     </w:p>
     <w:p>
-      <w:pPr>
-        <w:spacing w:after="160" w:before="0"/>
-      </w:pPr>
       <w:r>
-        <w:rPr>
-          <w:b w:val="0"/>
-          <w:sz w:val="20"/>
-        </w:rPr>
-        <w:t>Negative Marks: 0.25</w:t>
+        <w:t xml:space="preserve">(d) Stop breastfeeding</w:t>
       </w:r>
     </w:p>
     <w:p>
-      <w:pPr>
-        <w:spacing w:after="20" w:before="120"/>
-      </w:pPr>
       <w:r>
-        <w:rPr>
-          <w:b/>
-          <w:sz w:val="22"/>
-        </w:rPr>
-        <w:t>Question: The nurse had a needle stick injury with a hepatitis B infected needle, what is priority nursing action?</w:t>
+        <w:t xml:space="preserve">Answer: a</w:t>
       </w:r>
     </w:p>
     <w:p>
-      <w:pPr>
-        <w:spacing w:after="0" w:before="0"/>
-      </w:pPr>
       <w:r>
-        <w:rPr>
-          <w:b w:val="0"/>
-          <w:sz w:val="22"/>
-        </w:rPr>
-        <w:t>(a) Wash puncture site with soap and water</w:t>
+        <w:t xml:space="preserve">Solution: Some dehydration — ORS (Plan B) with reassessment after 4 hours; breastfeeding continues.</w:t>
       </w:r>
     </w:p>
     <w:p>
-      <w:pPr>
-        <w:spacing w:after="0" w:before="0"/>
-      </w:pPr>
       <w:r>
-        <w:rPr>
-          <w:b w:val="0"/>
-          <w:sz w:val="22"/>
-        </w:rPr>
-        <w:t>(b) Start PEP treatment immediately</w:t>
+        <w:t xml:space="preserve">Positive Marks: 1</w:t>
       </w:r>
     </w:p>
     <w:p>
-      <w:pPr>
-        <w:spacing w:after="0" w:before="0"/>
-      </w:pPr>
       <w:r>
-        <w:rPr>
-          <w:b w:val="0"/>
-          <w:sz w:val="22"/>
-        </w:rPr>
-        <w:t>(c) Get a doctor appointment</w:t>
+        <w:t xml:space="preserve">Negative Marks: 0.25</w:t>
       </w:r>
     </w:p>
     <w:p>
-      <w:pPr>
-        <w:spacing w:after="0" w:before="0"/>
-      </w:pPr>
       <w:r>
-        <w:rPr>
-          <w:b w:val="0"/>
-          <w:sz w:val="22"/>
-        </w:rPr>
-        <w:t>(d) Collect needle for laboratory check</w:t>
+        <w:t xml:space="preserve"/>
       </w:r>
     </w:p>
     <w:p>
-      <w:pPr>
-        <w:spacing w:after="0" w:before="40"/>
-      </w:pPr>
       <w:r>
-        <w:rPr>
-          <w:b/>
-          <w:sz w:val="22"/>
-        </w:rPr>
-        <w:t>Answer: a</w:t>
+        <w:t xml:space="preserve">Question: A patient with schizophrenia is being assessed for tardive dyskinesia. Which finding is characteristic?</w:t>
       </w:r>
     </w:p>
     <w:p>
-      <w:pPr>
-        <w:spacing w:after="0" w:before="0"/>
-      </w:pPr>
       <w:r>
-        <w:rPr>
-          <w:b w:val="0"/>
-          <w:sz w:val="21"/>
-        </w:rPr>
-        <w:t>Solution: After a hepatitis B needle-stick injury, the priority action is to wash the puncture site with soap and water, then report and start PEP.</w:t>
+        <w:t xml:space="preserve">(a) Involuntary lip smacking and tongue protrusion</w:t>
       </w:r>
     </w:p>
     <w:p>
-      <w:pPr>
-        <w:spacing w:after="0" w:before="0"/>
-      </w:pPr>
       <w:r>
-        <w:rPr>
-          <w:b w:val="0"/>
-          <w:sz w:val="20"/>
-        </w:rPr>
-        <w:t>Positive Marks: 1</w:t>
+        <w:t xml:space="preserve">(b) Muscle rigidity only at onset</w:t>
       </w:r>
     </w:p>
     <w:p>
-      <w:pPr>
-        <w:spacing w:after="160" w:before="0"/>
-      </w:pPr>
       <w:r>
-        <w:rPr>
-          <w:b w:val="0"/>
-          <w:sz w:val="20"/>
-        </w:rPr>
-        <w:t>Negative Marks: 0.25</w:t>
+        <w:t xml:space="preserve">(c) Hyperactivity</w:t>
       </w:r>
     </w:p>
     <w:p>
-      <w:pPr>
-        <w:spacing w:after="20" w:before="120"/>
-      </w:pPr>
       <w:r>
-        <w:rPr>
-          <w:b/>
-          <w:sz w:val="22"/>
-        </w:rPr>
-        <w:t>Question: The priority assessment before administering digoxin is:</w:t>
+        <w:t xml:space="preserve">(d) Blurred vision</w:t>
       </w:r>
     </w:p>
     <w:p>
-      <w:pPr>
-        <w:spacing w:after="0" w:before="0"/>
-      </w:pPr>
       <w:r>
-        <w:rPr>
-          <w:b w:val="0"/>
-          <w:sz w:val="22"/>
-        </w:rPr>
-        <w:t>(a) Respiratory rate</w:t>
+        <w:t xml:space="preserve">Answer: a</w:t>
       </w:r>
     </w:p>
     <w:p>
-      <w:pPr>
-        <w:spacing w:after="0" w:before="0"/>
-      </w:pPr>
       <w:r>
-        <w:rPr>
-          <w:b w:val="0"/>
-          <w:sz w:val="22"/>
-        </w:rPr>
-        <w:t>(b) Blood glucose</w:t>
+        <w:t xml:space="preserve">Solution: Tardive dyskinesia — late, often irreversible, involuntary movements (lip smacking, tongue thrusting, grimacing) from long-term antipsychotics — assessed with the AIMS scale.</w:t>
       </w:r>
     </w:p>
     <w:p>
-      <w:pPr>
-        <w:spacing w:after="0" w:before="0"/>
-      </w:pPr>
       <w:r>
-        <w:rPr>
-          <w:b w:val="0"/>
-          <w:sz w:val="22"/>
-        </w:rPr>
-        <w:t>(c) Apical pulse rate</w:t>
+        <w:t xml:space="preserve">Positive Marks: 1</w:t>
       </w:r>
     </w:p>
     <w:p>
-      <w:pPr>
-        <w:spacing w:after="0" w:before="0"/>
-      </w:pPr>
       <w:r>
-        <w:rPr>
-          <w:b w:val="0"/>
-          <w:sz w:val="22"/>
-        </w:rPr>
-        <w:t>(d) Body temperature</w:t>
+        <w:t xml:space="preserve">Negative Marks: 0.25</w:t>
       </w:r>
     </w:p>
     <w:p>
-      <w:pPr>
-        <w:spacing w:after="0" w:before="40"/>
-      </w:pPr>
       <w:r>
-        <w:rPr>
-          <w:b/>
-          <w:sz w:val="22"/>
-        </w:rPr>
-        <w:t>Answer: c</w:t>
+        <w:t xml:space="preserve"/>
       </w:r>
     </w:p>
     <w:p>
-      <w:pPr>
-        <w:spacing w:after="0" w:before="0"/>
-      </w:pPr>
       <w:r>
-        <w:rPr>
-          <w:b w:val="0"/>
-          <w:sz w:val="21"/>
-        </w:rPr>
-        <w:t>Solution: Digoxin slows the heart rate; the nurse counts the apical pulse for one full minute and withholds the drug if it is below 60/min in adults.</w:t>
+        <w:t xml:space="preserve">Question: The "Pradhan Mantri Bhartiya Janaushadhi Kendra" aims to:</w:t>
       </w:r>
     </w:p>
     <w:p>
-      <w:pPr>
-        <w:spacing w:after="0" w:before="0"/>
-      </w:pPr>
       <w:r>
-        <w:rPr>
-          <w:b w:val="0"/>
-          <w:sz w:val="20"/>
-        </w:rPr>
-        <w:t>Positive Marks: 1</w:t>
+        <w:t xml:space="preserve">(a) Provide affordable generic medicines to all</w:t>
       </w:r>
     </w:p>
     <w:p>
-      <w:pPr>
-        <w:spacing w:after="160" w:before="0"/>
-      </w:pPr>
       <w:r>
-        <w:rPr>
-          <w:b w:val="0"/>
-          <w:sz w:val="20"/>
-        </w:rPr>
-        <w:t>Negative Marks: 0.25</w:t>
+        <w:t xml:space="preserve">(b) Increase drug prices</w:t>
       </w:r>
     </w:p>
     <w:p>
-      <w:pPr>
-        <w:spacing w:after="20" w:before="120"/>
-      </w:pPr>
       <w:r>
-        <w:rPr>
-          <w:b/>
-          <w:sz w:val="22"/>
-        </w:rPr>
-        <w:t>Question: A female came to hospital with a breast nodule of size 2 c.m which is freely movable, palpable but no nipple discharge is seen from the breast. What is the best investigation for this condition?</w:t>
+        <w:t xml:space="preserve">(c) Restrict medicine access</w:t>
       </w:r>
     </w:p>
     <w:p>
-      <w:pPr>
-        <w:spacing w:after="0" w:before="0"/>
-      </w:pPr>
       <w:r>
-        <w:rPr>
-          <w:b w:val="0"/>
-          <w:sz w:val="22"/>
-        </w:rPr>
-        <w:t>(a) F.N.A.C</w:t>
+        <w:t xml:space="preserve">(d) Promote imported medicines</w:t>
       </w:r>
     </w:p>
     <w:p>
-      <w:pPr>
-        <w:spacing w:after="0" w:before="0"/>
-      </w:pPr>
       <w:r>
-        <w:rPr>
-          <w:b w:val="0"/>
-          <w:sz w:val="22"/>
-        </w:rPr>
-        <w:t>(b) Breast U.S.G</w:t>
+        <w:t xml:space="preserve">Answer: a</w:t>
       </w:r>
     </w:p>
     <w:p>
-      <w:pPr>
-        <w:spacing w:after="0" w:before="0"/>
-      </w:pPr>
       <w:r>
-        <w:rPr>
-          <w:b w:val="0"/>
-          <w:sz w:val="22"/>
-        </w:rPr>
-        <w:t>(c) Core needle biopsy</w:t>
+        <w:t xml:space="preserve">Solution: Jan Aushadhi Kendras make quality generic medicines affordable — reducing out-of-pocket health costs.</w:t>
       </w:r>
     </w:p>
     <w:p>
-      <w:pPr>
-        <w:spacing w:after="0" w:before="0"/>
-      </w:pPr>
       <w:r>
-        <w:rPr>
-          <w:b w:val="0"/>
-          <w:sz w:val="22"/>
-        </w:rPr>
-        <w:t>(d) Mammography</w:t>
+        <w:t xml:space="preserve">Positive Marks: 1</w:t>
       </w:r>
     </w:p>
     <w:p>
-      <w:pPr>
-        <w:spacing w:after="0" w:before="40"/>
-      </w:pPr>
       <w:r>
-        <w:rPr>
-          <w:b/>
-          <w:sz w:val="22"/>
-        </w:rPr>
-        <w:t>Answer: d</w:t>
+        <w:t xml:space="preserve">Negative Marks: 0.25</w:t>
       </w:r>
     </w:p>
     <w:p>
-      <w:pPr>
-        <w:spacing w:after="0" w:before="0"/>
-      </w:pPr>
       <w:r>
-        <w:rPr>
-          <w:b w:val="0"/>
-          <w:sz w:val="21"/>
-        </w:rPr>
-        <w:t>Solution: A movable, palpable breast nodule with skin retraction is investigated with mammography.</w:t>
+        <w:t xml:space="preserve"/>
       </w:r>
     </w:p>
     <w:p>
-      <w:pPr>
-        <w:spacing w:after="0" w:before="0"/>
-      </w:pPr>
       <w:r>
-        <w:rPr>
-          <w:b w:val="0"/>
-          <w:sz w:val="20"/>
-        </w:rPr>
-        <w:t>Positive Marks: 1</w:t>
+        <w:t xml:space="preserve">Question: The nurse is to administer 27 mg of a medication. The vial contains 9 mg/mL. The volume to give is:</w:t>
       </w:r>
     </w:p>
     <w:p>
-      <w:pPr>
-        <w:spacing w:after="160" w:before="0"/>
-      </w:pPr>
       <w:r>
-        <w:rPr>
-          <w:b w:val="0"/>
-          <w:sz w:val="20"/>
-        </w:rPr>
-        <w:t>Negative Marks: 0.25</w:t>
+        <w:t xml:space="preserve">(a) 2 mL</w:t>
       </w:r>
     </w:p>
     <w:p>
-      <w:pPr>
-        <w:spacing w:after="20" w:before="120"/>
-      </w:pPr>
       <w:r>
-        <w:rPr>
-          <w:b/>
-          <w:sz w:val="22"/>
-        </w:rPr>
-        <w:t>Question: Scrubbing will be considered as:</w:t>
+        <w:t xml:space="preserve">(b) 3 mL</w:t>
       </w:r>
     </w:p>
     <w:p>
-      <w:pPr>
-        <w:spacing w:after="0" w:before="0"/>
-      </w:pPr>
       <w:r>
-        <w:rPr>
-          <w:b w:val="0"/>
-          <w:sz w:val="22"/>
-        </w:rPr>
-        <w:t>(a) Chemical sterilization</w:t>
+        <w:t xml:space="preserve">(c) 4 mL</w:t>
       </w:r>
     </w:p>
     <w:p>
-      <w:pPr>
-        <w:spacing w:after="0" w:before="0"/>
-      </w:pPr>
       <w:r>
-        <w:rPr>
-          <w:b w:val="0"/>
-          <w:sz w:val="22"/>
-        </w:rPr>
-        <w:t>(b) Physical sterilization</w:t>
+        <w:t xml:space="preserve">(d) 5 mL</w:t>
       </w:r>
     </w:p>
     <w:p>
-      <w:pPr>
-        <w:spacing w:after="0" w:before="0"/>
-      </w:pPr>
       <w:r>
-        <w:rPr>
-          <w:b w:val="0"/>
-          <w:sz w:val="22"/>
-        </w:rPr>
-        <w:t>(c) Chemical disinfection</w:t>
+        <w:t xml:space="preserve">Answer: b</w:t>
       </w:r>
     </w:p>
     <w:p>
-      <w:pPr>
-        <w:spacing w:after="0" w:before="0"/>
-      </w:pPr>
       <w:r>
-        <w:rPr>
-          <w:b w:val="0"/>
-          <w:sz w:val="22"/>
-        </w:rPr>
-        <w:t>(d) Physical disinfection</w:t>
+        <w:t xml:space="preserve">Solution: Volume = 27 ÷ 9 = 3 mL.</w:t>
       </w:r>
     </w:p>
     <w:p>
-      <w:pPr>
-        <w:spacing w:after="0" w:before="40"/>
-      </w:pPr>
       <w:r>
-        <w:rPr>
-          <w:b/>
-          <w:sz w:val="22"/>
-        </w:rPr>
-        <w:t>Answer: c</w:t>
+        <w:t xml:space="preserve">Positive Marks: 1</w:t>
       </w:r>
     </w:p>
     <w:p>
-      <w:pPr>
-        <w:spacing w:after="0" w:before="0"/>
-      </w:pPr>
       <w:r>
-        <w:rPr>
-          <w:b w:val="0"/>
-          <w:sz w:val="21"/>
-        </w:rPr>
-        <w:t>Solution: Scrubbing is considered as chemical disinfection. Chemical disinfection involves the use of chemical agents to eliminate or reduce the number of microorganisms on surfaces, instruments, or equipment. Scrubbing, in the context of disinfection, refers to the mechanical action of rubbing or brushing the surface with a chemical disinfectant solution. This process helps in removing organic matter and microorganisms present on the surface. The chemical disinfectant used during scrubbing aids in killing or inhibiting the growth of microorganisms, ensuring effective disinfection. Scrubbing is commonly employed in healthcare settings to clean and disinfect medical instruments, surgical equipment, and surfaces in patient care areas.</w:t>
+        <w:t xml:space="preserve">Negative Marks: 0.25</w:t>
       </w:r>
     </w:p>
     <w:p>
-      <w:pPr>
-        <w:spacing w:after="0" w:before="0"/>
-      </w:pPr>
       <w:r>
-        <w:rPr>
-          <w:b w:val="0"/>
-          <w:sz w:val="20"/>
-        </w:rPr>
-        <w:t>Positive Marks: 1</w:t>
+        <w:t xml:space="preserve"/>
       </w:r>
     </w:p>
     <w:p>
-      <w:pPr>
-        <w:spacing w:after="160" w:before="0"/>
-      </w:pPr>
       <w:r>
-        <w:rPr>
-          <w:b w:val="0"/>
-          <w:sz w:val="20"/>
-        </w:rPr>
-        <w:t>Negative Marks: 0.25</w:t>
+        <w:t xml:space="preserve">Question: The primary function of the lungs is:</w:t>
       </w:r>
     </w:p>
     <w:p>
-      <w:pPr>
-        <w:spacing w:after="20" w:before="120"/>
-      </w:pPr>
       <w:r>
-        <w:rPr>
-          <w:b/>
-          <w:sz w:val="22"/>
-        </w:rPr>
-        <w:t>Question: What is trimester wise weight gain in pregnancy?</w:t>
+        <w:t xml:space="preserve">(a) Gas exchange (oxygen in, carbon dioxide out)</w:t>
       </w:r>
     </w:p>
     <w:p>
-      <w:pPr>
-        <w:spacing w:after="0" w:before="0"/>
-      </w:pPr>
       <w:r>
-        <w:rPr>
-          <w:b w:val="0"/>
-          <w:sz w:val="22"/>
-        </w:rPr>
-        <w:t>(a) 5, 2, 5 kg</w:t>
+        <w:t xml:space="preserve">(b) Digestion</w:t>
       </w:r>
     </w:p>
     <w:p>
-      <w:pPr>
-        <w:spacing w:after="0" w:before="0"/>
-      </w:pPr>
       <w:r>
-        <w:rPr>
-          <w:b w:val="0"/>
-          <w:sz w:val="22"/>
-        </w:rPr>
-        <w:t>(b) 1, 5, 5 kg</w:t>
+        <w:t xml:space="preserve">(c) Circulation of blood</w:t>
       </w:r>
     </w:p>
     <w:p>
-      <w:pPr>
-        <w:spacing w:after="0" w:before="0"/>
-      </w:pPr>
       <w:r>
-        <w:rPr>
-          <w:b w:val="0"/>
-          <w:sz w:val="22"/>
-        </w:rPr>
-        <w:t>(c) 5, 5, 5 kg</w:t>
+        <w:t xml:space="preserve">(d) Filtration of urine</w:t>
       </w:r>
     </w:p>
     <w:p>
-      <w:pPr>
-        <w:spacing w:after="0" w:before="0"/>
-      </w:pPr>
       <w:r>
-        <w:rPr>
-          <w:b w:val="0"/>
-          <w:sz w:val="22"/>
-        </w:rPr>
-        <w:t>(d) 1, 5, 2 kg</w:t>
+        <w:t xml:space="preserve">Answer: a</w:t>
       </w:r>
     </w:p>
     <w:p>
-      <w:pPr>
-        <w:spacing w:after="0" w:before="40"/>
-      </w:pPr>
       <w:r>
-        <w:rPr>
-          <w:b/>
-          <w:sz w:val="22"/>
-        </w:rPr>
-        <w:t>Answer: b</w:t>
+        <w:t xml:space="preserve">Solution: The lungs exchange oxygen and carbon dioxide across the alveoli — oxygenating blood and removing CO2.</w:t>
       </w:r>
     </w:p>
     <w:p>
-      <w:pPr>
-        <w:spacing w:after="0" w:before="0"/>
-      </w:pPr>
       <w:r>
-        <w:rPr>
-          <w:b w:val="0"/>
-          <w:sz w:val="21"/>
-        </w:rPr>
-        <w:t>Solution: Trimester-wise weight gain in pregnancy is approximately 1 kg (1st), 5 kg (2nd) and 5 kg (3rd) - about 11 kg total.</w:t>
+        <w:t xml:space="preserve">Positive Marks: 1</w:t>
       </w:r>
     </w:p>
     <w:p>
-      <w:pPr>
-        <w:spacing w:after="0" w:before="0"/>
-      </w:pPr>
       <w:r>
-        <w:rPr>
-          <w:b w:val="0"/>
-          <w:sz w:val="20"/>
-        </w:rPr>
-        <w:t>Positive Marks: 1</w:t>
+        <w:t xml:space="preserve">Negative Marks: 0.25</w:t>
       </w:r>
     </w:p>
     <w:p>
-      <w:pPr>
-        <w:spacing w:after="160" w:before="0"/>
-      </w:pPr>
       <w:r>
-        <w:rPr>
-          <w:b w:val="0"/>
-          <w:sz w:val="20"/>
-        </w:rPr>
-        <w:t>Negative Marks: 0.25</w:t>
+        <w:t xml:space="preserve"/>
       </w:r>
     </w:p>
     <w:p>
-      <w:pPr>
-        <w:spacing w:after="20" w:before="120"/>
-      </w:pPr>
       <w:r>
-        <w:rPr>
-          <w:b/>
-          <w:sz w:val="22"/>
-        </w:rPr>
-        <w:t>Question: According to IMNCI, Danger sign of sick baby includes:</w:t>
+        <w:t xml:space="preserve">Question: A patient with a fractured ankle in a cast is being discharged. The nurse should teach the patient to:</w:t>
       </w:r>
     </w:p>
     <w:p>
-      <w:pPr>
-        <w:spacing w:after="0" w:before="0"/>
-      </w:pPr>
       <w:r>
-        <w:rPr>
-          <w:b w:val="0"/>
-          <w:sz w:val="22"/>
-        </w:rPr>
-        <w:t>(a) Sole and palm are yellow in color</w:t>
+        <w:t xml:space="preserve">(a) Report severe pain, numbness, or discoloration of the toes</w:t>
       </w:r>
     </w:p>
     <w:p>
-      <w:pPr>
-        <w:spacing w:after="0" w:before="0"/>
-      </w:pPr>
       <w:r>
-        <w:rPr>
-          <w:b w:val="0"/>
-          <w:sz w:val="22"/>
-        </w:rPr>
-        <w:t>(b) Watery eyes</w:t>
+        <w:t xml:space="preserve">(b) Remove the cast in water</w:t>
       </w:r>
     </w:p>
     <w:p>
-      <w:pPr>
-        <w:spacing w:after="0" w:before="0"/>
-      </w:pPr>
       <w:r>
-        <w:rPr>
-          <w:b w:val="0"/>
-          <w:sz w:val="22"/>
-        </w:rPr>
-        <w:t>(c) Persistent vomiting</w:t>
+        <w:t xml:space="preserve">(c) Scratch under the cast</w:t>
       </w:r>
     </w:p>
     <w:p>
-      <w:pPr>
-        <w:spacing w:after="0" w:before="0"/>
-      </w:pPr>
       <w:r>
-        <w:rPr>
-          <w:b w:val="0"/>
-          <w:sz w:val="22"/>
-        </w:rPr>
-        <w:t>(d) Fever</w:t>
+        <w:t xml:space="preserve">(d) Bear weight immediately</w:t>
       </w:r>
     </w:p>
     <w:p>
-      <w:pPr>
-        <w:spacing w:after="0" w:before="40"/>
-      </w:pPr>
       <w:r>
-        <w:rPr>
-          <w:b/>
-          <w:sz w:val="22"/>
-        </w:rPr>
-        <w:t>Answer: c</w:t>
+        <w:t xml:space="preserve">Answer: a</w:t>
       </w:r>
     </w:p>
     <w:p>
-      <w:pPr>
-        <w:spacing w:after="0" w:before="0"/>
-      </w:pPr>
       <w:r>
-        <w:rPr>
-          <w:b w:val="0"/>
-          <w:sz w:val="21"/>
-        </w:rPr>
-        <w:t>Solution: According to IMNCI, persistent vomiting is a danger sign in a sick baby.</w:t>
+        <w:t xml:space="preserve">Solution: Cast care — report neurovascular changes, keep the cast dry, avoid inserting objects, and follow weight-bearing advice.</w:t>
       </w:r>
     </w:p>
     <w:p>
-      <w:pPr>
-        <w:spacing w:after="0" w:before="0"/>
-      </w:pPr>
       <w:r>
-        <w:rPr>
-          <w:b w:val="0"/>
-          <w:sz w:val="20"/>
-        </w:rPr>
-        <w:t>Positive Marks: 1</w:t>
+        <w:t xml:space="preserve">Positive Marks: 1</w:t>
       </w:r>
     </w:p>
     <w:p>
-      <w:pPr>
-        <w:spacing w:after="160" w:before="0"/>
-      </w:pPr>
       <w:r>
-        <w:rPr>
-          <w:b w:val="0"/>
-          <w:sz w:val="20"/>
-        </w:rPr>
-        <w:t>Negative Marks: 0.25</w:t>
+        <w:t xml:space="preserve">Negative Marks: 0.25</w:t>
       </w:r>
     </w:p>
     <w:p>
-      <w:pPr>
-        <w:spacing w:after="20" w:before="120"/>
-      </w:pPr>
       <w:r>
-        <w:rPr>
-          <w:b/>
-          <w:sz w:val="22"/>
-        </w:rPr>
-        <w:t>Question: A client with cirrhosis becomes confused, drowsy and develops asterixis. Which nursing action has the highest priority?</w:t>
+        <w:t xml:space="preserve">Question: The normal serum sodium level is:</w:t>
       </w:r>
     </w:p>
     <w:p>
-      <w:pPr>
-        <w:spacing w:after="0" w:before="0"/>
-      </w:pPr>
       <w:r>
-        <w:rPr>
-          <w:b w:val="0"/>
-          <w:sz w:val="22"/>
-        </w:rPr>
-        <w:t>(a) Prepare to administer lactulose as ordered</w:t>
+        <w:t xml:space="preserve">(a) 135–145 mEq/L</w:t>
       </w:r>
     </w:p>
     <w:p>
-      <w:pPr>
-        <w:spacing w:after="0" w:before="0"/>
-      </w:pPr>
       <w:r>
-        <w:rPr>
-          <w:b w:val="0"/>
-          <w:sz w:val="22"/>
-        </w:rPr>
-        <w:t>(b) Place the client in the supine position</w:t>
+        <w:t xml:space="preserve">(b) 115–125 mEq/L</w:t>
       </w:r>
     </w:p>
     <w:p>
-      <w:pPr>
-        <w:spacing w:after="0" w:before="0"/>
-      </w:pPr>
       <w:r>
-        <w:rPr>
-          <w:b w:val="0"/>
-          <w:sz w:val="22"/>
-        </w:rPr>
-        <w:t>(c) Increase dietary sodium intake</w:t>
+        <w:t xml:space="preserve">(c) 155–165 mEq/L</w:t>
       </w:r>
     </w:p>
     <w:p>
-      <w:pPr>
-        <w:spacing w:after="0" w:before="0"/>
-      </w:pPr>
       <w:r>
-        <w:rPr>
-          <w:b w:val="0"/>
-          <w:sz w:val="22"/>
-        </w:rPr>
-        <w:t>(d) Restrict dietary protein immediately</w:t>
+        <w:t xml:space="preserve">(d) 170–180 mEq/L</w:t>
       </w:r>
     </w:p>
     <w:p>
-      <w:pPr>
-        <w:spacing w:after="0" w:before="40"/>
-      </w:pPr>
       <w:r>
-        <w:rPr>
-          <w:b/>
-          <w:sz w:val="22"/>
-        </w:rPr>
-        <w:t>Answer: a</w:t>
+        <w:t xml:space="preserve">Answer: a</w:t>
       </w:r>
     </w:p>
     <w:p>
-      <w:pPr>
-        <w:spacing w:after="0" w:before="0"/>
-      </w:pPr>
       <w:r>
-        <w:rPr>
-          <w:b w:val="0"/>
-          <w:sz w:val="21"/>
-        </w:rPr>
-        <w:t>Solution: Confusion and asterixis indicate hepatic encephalopathy; lactulose reduces serum ammonia (by trapping it in the gut) and is the priority treatment.</w:t>
+        <w:t xml:space="preserve">Solution: Normal sodium is 135–145 mEq/L — the major extracellular cation regulating water balance.</w:t>
       </w:r>
     </w:p>
     <w:p>
-      <w:pPr>
-        <w:spacing w:after="0" w:before="0"/>
-      </w:pPr>
       <w:r>
-        <w:rPr>
-          <w:b w:val="0"/>
-          <w:sz w:val="20"/>
-        </w:rPr>
-        <w:t>Positive Marks: 1</w:t>
+        <w:t xml:space="preserve">Positive Marks: 1</w:t>
       </w:r>
     </w:p>
     <w:p>
-      <w:pPr>
-        <w:spacing w:after="160" w:before="0"/>
-      </w:pPr>
       <w:r>
-        <w:rPr>
-          <w:b w:val="0"/>
-          <w:sz w:val="20"/>
-        </w:rPr>
-        <w:t>Negative Marks: 0.25</w:t>
+        <w:t xml:space="preserve">Negative Marks: 0.25</w:t>
       </w:r>
     </w:p>
     <w:p>
-      <w:pPr>
-        <w:spacing w:after="20" w:before="120"/>
-      </w:pPr>
       <w:r>
-        <w:rPr>
-          <w:b/>
-          <w:sz w:val="22"/>
-        </w:rPr>
-        <w:t>Question: When is the reason to perform naloxone challenge test on the client with opoid abuse?</w:t>
+        <w:t xml:space="preserve"/>
       </w:r>
     </w:p>
     <w:p>
-      <w:pPr>
-        <w:spacing w:after="0" w:before="0"/>
-      </w:pPr>
       <w:r>
-        <w:rPr>
-          <w:b w:val="0"/>
-          <w:sz w:val="22"/>
-        </w:rPr>
-        <w:t>(a) To check the level of physical dependance</w:t>
+        <w:t xml:space="preserve">Question: The nurse is caring for a patient with a wound infection. The nurse should:</w:t>
       </w:r>
     </w:p>
     <w:p>
-      <w:pPr>
-        <w:spacing w:after="0" w:before="0"/>
-      </w:pPr>
       <w:r>
-        <w:rPr>
-          <w:b w:val="0"/>
-          <w:sz w:val="22"/>
-        </w:rPr>
-        <w:t>(b) To treat opoid abuse</w:t>
+        <w:t xml:space="preserve">(a) Use aseptic technique, collect cultures, and administer antibiotics as ordered</w:t>
       </w:r>
     </w:p>
     <w:p>
-      <w:pPr>
-        <w:spacing w:after="0" w:before="0"/>
-      </w:pPr>
       <w:r>
-        <w:rPr>
-          <w:b w:val="0"/>
-          <w:sz w:val="22"/>
-        </w:rPr>
-        <w:t>(c) To check reaction of drug</w:t>
+        <w:t xml:space="preserve">(b) Reuse dirty dressings</w:t>
       </w:r>
     </w:p>
     <w:p>
-      <w:pPr>
-        <w:spacing w:after="0" w:before="0"/>
-      </w:pPr>
       <w:r>
-        <w:rPr>
-          <w:b w:val="0"/>
-          <w:sz w:val="22"/>
-        </w:rPr>
-        <w:t>(d) To check patient intrest</w:t>
+        <w:t xml:space="preserve">(c) Skip hand hygiene</w:t>
       </w:r>
     </w:p>
     <w:p>
-      <w:pPr>
-        <w:spacing w:after="0" w:before="40"/>
-      </w:pPr>
       <w:r>
-        <w:rPr>
-          <w:b/>
-          <w:sz w:val="22"/>
-        </w:rPr>
-        <w:t>Answer: a</w:t>
+        <w:t xml:space="preserve">(d) Ignore the infection</w:t>
       </w:r>
     </w:p>
     <w:p>
-      <w:pPr>
-        <w:spacing w:after="0" w:before="0"/>
-      </w:pPr>
       <w:r>
-        <w:rPr>
-          <w:b w:val="0"/>
-          <w:sz w:val="21"/>
-        </w:rPr>
-        <w:t>Solution: The naloxone challenge test is done to confirm physical (opioid) dependence by precipitating withdrawal before starting naltrexone therapy.</w:t>
+        <w:t xml:space="preserve">Answer: a</w:t>
       </w:r>
     </w:p>
     <w:p>
-      <w:pPr>
-        <w:spacing w:after="0" w:before="0"/>
-      </w:pPr>
       <w:r>
-        <w:rPr>
-          <w:b w:val="0"/>
-          <w:sz w:val="20"/>
-        </w:rPr>
-        <w:t>Positive Marks: 1</w:t>
+        <w:t xml:space="preserve">Solution: Wound infection — aseptic wound care, cultures before antibiotics, prescribed antimicrobials, and monitoring of systemic signs (fever).</w:t>
       </w:r>
     </w:p>
     <w:p>
-      <w:pPr>
-        <w:spacing w:after="160" w:before="0"/>
-      </w:pPr>
       <w:r>
-        <w:rPr>
-          <w:b w:val="0"/>
-          <w:sz w:val="20"/>
-        </w:rPr>
-        <w:t>Negative Marks: 0.25</w:t>
+        <w:t xml:space="preserve">Positive Marks: 1</w:t>
       </w:r>
     </w:p>
     <w:p>
-      <w:pPr>
-        <w:spacing w:after="20" w:before="120"/>
-      </w:pPr>
       <w:r>
-        <w:rPr>
-          <w:b/>
-          <w:sz w:val="22"/>
-        </w:rPr>
-        <w:t>Question: A vesicant chemotherapeutic drug extravasates during IV infusion. What is the nurse's priority action?</w:t>
+        <w:t xml:space="preserve">Negative Marks: 0.25</w:t>
       </w:r>
     </w:p>
     <w:p>
-      <w:pPr>
-        <w:spacing w:after="0" w:before="0"/>
-      </w:pPr>
       <w:r>
-        <w:rPr>
-          <w:b w:val="0"/>
-          <w:sz w:val="22"/>
-        </w:rPr>
-        <w:t>(a) Apply a warm compress to the site</w:t>
+        <w:t xml:space="preserve"/>
       </w:r>
     </w:p>
     <w:p>
-      <w:pPr>
-        <w:spacing w:after="0" w:before="0"/>
-      </w:pPr>
       <w:r>
-        <w:rPr>
-          <w:b w:val="0"/>
-          <w:sz w:val="22"/>
-        </w:rPr>
-        <w:t>(b) Stop the infusion immediately</w:t>
+        <w:t xml:space="preserve">Question: A patient with acute pyelonephritis is being treated. The nurse should:</w:t>
       </w:r>
     </w:p>
     <w:p>
-      <w:pPr>
-        <w:spacing w:after="0" w:before="0"/>
-      </w:pPr>
       <w:r>
-        <w:rPr>
-          <w:b w:val="0"/>
-          <w:sz w:val="22"/>
-        </w:rPr>
-        <w:t>(c) Elevate the extremity</w:t>
+        <w:t xml:space="preserve">(a) Monitor temperature, urine output, and response to antibiotics</w:t>
       </w:r>
     </w:p>
     <w:p>
-      <w:pPr>
-        <w:spacing w:after="0" w:before="0"/>
-      </w:pPr>
       <w:r>
-        <w:rPr>
-          <w:b w:val="0"/>
-          <w:sz w:val="22"/>
-        </w:rPr>
-        <w:t>(d) Notify the oncologist after completing the infusion</w:t>
+        <w:t xml:space="preserve">(b) Restrict fluids</w:t>
       </w:r>
     </w:p>
     <w:p>
-      <w:pPr>
-        <w:spacing w:after="0" w:before="40"/>
-      </w:pPr>
       <w:r>
-        <w:rPr>
-          <w:b/>
-          <w:sz w:val="22"/>
-        </w:rPr>
-        <w:t>Answer: b</w:t>
+        <w:t xml:space="preserve">(c) Give analgesics only</w:t>
       </w:r>
     </w:p>
     <w:p>
-      <w:pPr>
-        <w:spacing w:after="0" w:before="0"/>
-      </w:pPr>
       <w:r>
-        <w:rPr>
-          <w:b w:val="0"/>
-          <w:sz w:val="21"/>
-        </w:rPr>
-        <w:t>Solution: For a vesicant extravasation the infusion is stopped immediately, the drug aspirated from the tubing, and the provider notified; the antidote/compress then depends on the drug.</w:t>
+        <w:t xml:space="preserve">(d) Send the patient home</w:t>
       </w:r>
     </w:p>
     <w:p>
-      <w:pPr>
-        <w:spacing w:after="0" w:before="0"/>
-      </w:pPr>
       <w:r>
-        <w:rPr>
-          <w:b w:val="0"/>
-          <w:sz w:val="20"/>
-        </w:rPr>
-        <w:t>Positive Marks: 1</w:t>
+        <w:t xml:space="preserve">Answer: a</w:t>
       </w:r>
     </w:p>
     <w:p>
-      <w:pPr>
-        <w:spacing w:after="160" w:before="0"/>
-      </w:pPr>
       <w:r>
-        <w:rPr>
-          <w:b w:val="0"/>
-          <w:sz w:val="20"/>
-        </w:rPr>
-        <w:t>Negative Marks: 0.25</w:t>
+        <w:t xml:space="preserve">Solution: Pyelonephritis — antibiotics, fluids, antipyretics, and monitoring of temperature, urine output, and signs of sepsis.</w:t>
       </w:r>
     </w:p>
     <w:p>
-      <w:pPr>
-        <w:spacing w:after="20" w:before="120"/>
-      </w:pPr>
       <w:r>
-        <w:rPr>
-          <w:b/>
-          <w:sz w:val="22"/>
-        </w:rPr>
-        <w:t>Question: Pain, warmth, erythema (redness), and a palpable venous cord along the IV catheter site indicates</w:t>
+        <w:t xml:space="preserve">Positive Marks: 1</w:t>
       </w:r>
     </w:p>
     <w:p>
-      <w:pPr>
-        <w:spacing w:after="0" w:before="0"/>
-      </w:pPr>
       <w:r>
-        <w:rPr>
-          <w:b w:val="0"/>
-          <w:sz w:val="22"/>
-        </w:rPr>
-        <w:t>(a) Infiltration</w:t>
+        <w:t xml:space="preserve">Negative Marks: 0.25</w:t>
       </w:r>
     </w:p>
     <w:p>
-      <w:pPr>
-        <w:spacing w:after="0" w:before="0"/>
-      </w:pPr>
       <w:r>
-        <w:rPr>
-          <w:b w:val="0"/>
-          <w:sz w:val="22"/>
-        </w:rPr>
-        <w:t>(b) Hematoma</w:t>
+        <w:t xml:space="preserve"/>
       </w:r>
     </w:p>
     <w:p>
-      <w:pPr>
-        <w:spacing w:after="0" w:before="0"/>
-      </w:pPr>
       <w:r>
-        <w:rPr>
-          <w:b w:val="0"/>
-          <w:sz w:val="22"/>
-        </w:rPr>
-        <w:t>(c) Extravasation</w:t>
+        <w:t xml:space="preserve">Question: A patient at 36 weeks of gestation is being assessed for fetal well-being. A reactive non-stress test indicates:</w:t>
       </w:r>
     </w:p>
     <w:p>
-      <w:pPr>
-        <w:spacing w:after="0" w:before="0"/>
-      </w:pPr>
       <w:r>
-        <w:rPr>
-          <w:b w:val="0"/>
-          <w:sz w:val="22"/>
-        </w:rPr>
-        <w:t>(d) Phlebitis</w:t>
+        <w:t xml:space="preserve">(a) Fetal well-being (accelerations present)</w:t>
       </w:r>
     </w:p>
     <w:p>
-      <w:pPr>
-        <w:spacing w:after="0" w:before="40"/>
-      </w:pPr>
       <w:r>
-        <w:rPr>
-          <w:b/>
-          <w:sz w:val="22"/>
-        </w:rPr>
-        <w:t>Answer: d</w:t>
+        <w:t xml:space="preserve">(b) Fetal distress</w:t>
       </w:r>
     </w:p>
     <w:p>
-      <w:pPr>
-        <w:spacing w:after="0" w:before="0"/>
-      </w:pPr>
       <w:r>
-        <w:rPr>
-          <w:b w:val="0"/>
-          <w:sz w:val="21"/>
-        </w:rPr>
-        <w:t>Solution: Phlebitis is inflammation of the intima of the vein characterized by pain, erythema, warmth, and a palpable cord along the vein path.</w:t>
+        <w:t xml:space="preserve">(c) The test was not performed</w:t>
       </w:r>
     </w:p>
     <w:p>
-      <w:pPr>
-        <w:spacing w:after="0" w:before="0"/>
-      </w:pPr>
       <w:r>
-        <w:rPr>
-          <w:b w:val="0"/>
-          <w:sz w:val="20"/>
-        </w:rPr>
-        <w:t>Positive Marks: 1</w:t>
+        <w:t xml:space="preserve">(d) Contractions are absent only</w:t>
       </w:r>
     </w:p>
     <w:p>
-      <w:pPr>
-        <w:spacing w:after="160" w:before="0"/>
-      </w:pPr>
       <w:r>
-        <w:rPr>
-          <w:b w:val="0"/>
-          <w:sz w:val="20"/>
-        </w:rPr>
-        <w:t>Negative Marks: 0.25</w:t>
+        <w:t xml:space="preserve">Answer: a</w:t>
       </w:r>
     </w:p>
     <w:p>
-      <w:pPr>
-        <w:spacing w:after="20" w:before="120"/>
-      </w:pPr>
       <w:r>
-        <w:rPr>
-          <w:b/>
-          <w:sz w:val="22"/>
-        </w:rPr>
-        <w:t>Question: According to the Parkland formula, the fluid requirement in the first 24 hours for a burn patient is calculated as:</w:t>
+        <w:t xml:space="preserve">Solution: A reactive NST — two or more FHR accelerations (≥15 bpm for ≥15 seconds) in 20–40 minutes — indicates fetal well-being.</w:t>
       </w:r>
     </w:p>
     <w:p>
-      <w:pPr>
-        <w:spacing w:after="0" w:before="0"/>
-      </w:pPr>
       <w:r>
-        <w:rPr>
-          <w:b w:val="0"/>
-          <w:sz w:val="22"/>
-        </w:rPr>
-        <w:t>(a) 1 ml × %BSA × body weight (kg)</w:t>
+        <w:t xml:space="preserve">Positive Marks: 1</w:t>
       </w:r>
     </w:p>
     <w:p>
-      <w:pPr>
-        <w:spacing w:after="0" w:before="0"/>
-      </w:pPr>
       <w:r>
-        <w:rPr>
-          <w:b w:val="0"/>
-          <w:sz w:val="22"/>
-        </w:rPr>
-        <w:t>(b) 3 ml × %BSA × body weight (kg)</w:t>
+        <w:t xml:space="preserve">Negative Marks: 0.25</w:t>
       </w:r>
     </w:p>
     <w:p>
-      <w:pPr>
-        <w:spacing w:after="0" w:before="0"/>
-      </w:pPr>
       <w:r>
-        <w:rPr>
-          <w:b w:val="0"/>
-          <w:sz w:val="22"/>
-        </w:rPr>
-        <w:t>(c) 2 ml × %BSA × body weight (kg)</w:t>
+        <w:t xml:space="preserve"/>
       </w:r>
     </w:p>
     <w:p>
-      <w:pPr>
-        <w:spacing w:after="0" w:before="0"/>
-      </w:pPr>
       <w:r>
-        <w:rPr>
-          <w:b w:val="0"/>
-          <w:sz w:val="22"/>
-        </w:rPr>
-        <w:t>(d) 4 ml × %BSA × body weight (kg)</w:t>
+        <w:t xml:space="preserve">Question: A 5-year-old child with a urinary tract infection is being discharged. The nurse should teach the parents to:</w:t>
       </w:r>
     </w:p>
     <w:p>
-      <w:pPr>
-        <w:spacing w:after="0" w:before="40"/>
-      </w:pPr>
       <w:r>
-        <w:rPr>
-          <w:b/>
-          <w:sz w:val="22"/>
-        </w:rPr>
-        <w:t>Answer: d</w:t>
+        <w:t xml:space="preserve">(a) Complete the antibiotic course and encourage fluids</w:t>
       </w:r>
     </w:p>
     <w:p>
-      <w:pPr>
-        <w:spacing w:after="0" w:before="0"/>
-      </w:pPr>
       <w:r>
-        <w:rPr>
-          <w:b w:val="0"/>
-          <w:sz w:val="21"/>
-        </w:rPr>
-        <w:t>Solution: Parkland formula: 4 ml × % body surface area burned × body weight (kg) in the first 24 hours; half in the first 8 hours.</w:t>
+        <w:t xml:space="preserve">(b) Stop antibiotics early</w:t>
       </w:r>
     </w:p>
     <w:p>
-      <w:pPr>
-        <w:spacing w:after="0" w:before="0"/>
-      </w:pPr>
       <w:r>
-        <w:rPr>
-          <w:b w:val="0"/>
-          <w:sz w:val="20"/>
-        </w:rPr>
-        <w:t>Positive Marks: 1</w:t>
+        <w:t xml:space="preserve">(c) Skip follow-up</w:t>
       </w:r>
     </w:p>
     <w:p>
-      <w:pPr>
-        <w:spacing w:after="160" w:before="0"/>
-      </w:pPr>
       <w:r>
-        <w:rPr>
-          <w:b w:val="0"/>
-          <w:sz w:val="20"/>
-        </w:rPr>
-        <w:t>Negative Marks: 0.25</w:t>
+        <w:t xml:space="preserve">(d) Restrict fluids</w:t>
       </w:r>
     </w:p>
     <w:p>
-      <w:pPr>
-        <w:spacing w:after="20" w:before="120"/>
-      </w:pPr>
       <w:r>
-        <w:rPr>
-          <w:b/>
-          <w:sz w:val="22"/>
-        </w:rPr>
-        <w:t>Question: A burn patient with 30% TBSA burns in the first 24 hours should be monitored most closely for:</w:t>
+        <w:t xml:space="preserve">Answer: a</w:t>
       </w:r>
     </w:p>
     <w:p>
-      <w:pPr>
-        <w:spacing w:after="0" w:before="0"/>
-      </w:pPr>
       <w:r>
-        <w:rPr>
-          <w:b w:val="0"/>
-          <w:sz w:val="22"/>
-        </w:rPr>
-        <w:t>(a) Hyperkalemia only</w:t>
+        <w:t xml:space="preserve">Solution: Pediatric UTI — full antibiotics, fluids, and follow-up prevent recurrence and kidney damage.</w:t>
       </w:r>
     </w:p>
     <w:p>
-      <w:pPr>
-        <w:spacing w:after="0" w:before="0"/>
-      </w:pPr>
       <w:r>
-        <w:rPr>
-          <w:b w:val="0"/>
-          <w:sz w:val="22"/>
-        </w:rPr>
-        <w:t>(b) Constipation</w:t>
+        <w:t xml:space="preserve">Positive Marks: 1</w:t>
       </w:r>
     </w:p>
     <w:p>
-      <w:pPr>
-        <w:spacing w:after="0" w:before="0"/>
-      </w:pPr>
       <w:r>
-        <w:rPr>
-          <w:b w:val="0"/>
-          <w:sz w:val="22"/>
-        </w:rPr>
-        <w:t>(c) Hypovolaemic shock</w:t>
+        <w:t xml:space="preserve">Negative Marks: 0.25</w:t>
       </w:r>
     </w:p>
     <w:p>
-      <w:pPr>
-        <w:spacing w:after="0" w:before="0"/>
-      </w:pPr>
       <w:r>
-        <w:rPr>
-          <w:b w:val="0"/>
-          <w:sz w:val="22"/>
-        </w:rPr>
-        <w:t>(d) Hyperglycemia</w:t>
+        <w:t xml:space="preserve"/>
       </w:r>
     </w:p>
     <w:p>
-      <w:pPr>
-        <w:spacing w:after="0" w:before="40"/>
-      </w:pPr>
       <w:r>
-        <w:rPr>
-          <w:b/>
-          <w:sz w:val="22"/>
-        </w:rPr>
-        <w:t>Answer: c</w:t>
+        <w:t xml:space="preserve">Question: A patient with bipolar disorder is in the manic phase and is being discharged. The nurse should teach the patient to:</w:t>
       </w:r>
     </w:p>
     <w:p>
-      <w:pPr>
-        <w:spacing w:after="0" w:before="0"/>
-      </w:pPr>
       <w:r>
-        <w:rPr>
-          <w:b w:val="0"/>
-          <w:sz w:val="21"/>
-        </w:rPr>
-        <w:t>Solution: Fluid shift from the intravascular compartment causes hypovolaemic shock in the first 24-48 hours after burns.</w:t>
+        <w:t xml:space="preserve">(a) Report early signs of mania and maintain medication adherence</w:t>
       </w:r>
     </w:p>
     <w:p>
-      <w:pPr>
-        <w:spacing w:after="0" w:before="0"/>
-      </w:pPr>
       <w:r>
-        <w:rPr>
-          <w:b w:val="0"/>
-          <w:sz w:val="20"/>
-        </w:rPr>
-        <w:t>Positive Marks: 1</w:t>
+        <w:t xml:space="preserve">(b) Stop the mood stabilizer</w:t>
       </w:r>
     </w:p>
     <w:p>
-      <w:pPr>
-        <w:spacing w:after="160" w:before="0"/>
-      </w:pPr>
       <w:r>
-        <w:rPr>
-          <w:b w:val="0"/>
-          <w:sz w:val="20"/>
-        </w:rPr>
-        <w:t>Negative Marks: 0.25</w:t>
+        <w:t xml:space="preserve">(c) Skip follow-up</w:t>
       </w:r>
     </w:p>
     <w:p>
-      <w:pPr>
-        <w:spacing w:after="20" w:before="120"/>
-      </w:pPr>
       <w:r>
-        <w:rPr>
-          <w:b/>
-          <w:sz w:val="22"/>
-        </w:rPr>
-        <w:t>Question: Which component is NOT included in the Physical Quality of Life Index (PQLI)?</w:t>
+        <w:t xml:space="preserve">(d) Increase stimulation</w:t>
       </w:r>
     </w:p>
     <w:p>
-      <w:pPr>
-        <w:spacing w:after="0" w:before="0"/>
-      </w:pPr>
       <w:r>
-        <w:rPr>
-          <w:b w:val="0"/>
-          <w:sz w:val="22"/>
-        </w:rPr>
-        <w:t>(a) Basic literacy rate</w:t>
+        <w:t xml:space="preserve">Answer: a</w:t>
       </w:r>
     </w:p>
     <w:p>
-      <w:pPr>
-        <w:spacing w:after="0" w:before="0"/>
-      </w:pPr>
       <w:r>
-        <w:rPr>
-          <w:b w:val="0"/>
-          <w:sz w:val="22"/>
-        </w:rPr>
-        <w:t>(b) Per capita Income</w:t>
+        <w:t xml:space="preserve">Solution: Mania relapse prevention — the patient reports early signs (decreased sleep, impulsivity) and continues the mood stabilizer with follow-up.</w:t>
       </w:r>
     </w:p>
     <w:p>
-      <w:pPr>
-        <w:spacing w:after="0" w:before="0"/>
-      </w:pPr>
       <w:r>
-        <w:rPr>
-          <w:b w:val="0"/>
-          <w:sz w:val="22"/>
-        </w:rPr>
-        <w:t>(c) IMR</w:t>
+        <w:t xml:space="preserve">Positive Marks: 1</w:t>
       </w:r>
     </w:p>
     <w:p>
-      <w:pPr>
-        <w:spacing w:after="0" w:before="0"/>
-      </w:pPr>
       <w:r>
-        <w:rPr>
-          <w:b w:val="0"/>
-          <w:sz w:val="22"/>
-        </w:rPr>
-        <w:t>(d) Life expectancy at one</w:t>
+        <w:t xml:space="preserve">Negative Marks: 0.25</w:t>
       </w:r>
     </w:p>
     <w:p>
-      <w:pPr>
-        <w:spacing w:after="0" w:before="40"/>
-      </w:pPr>
       <w:r>
-        <w:rPr>
-          <w:b/>
-          <w:sz w:val="22"/>
-        </w:rPr>
-        <w:t>Answer: b</w:t>
+        <w:t xml:space="preserve"/>
       </w:r>
     </w:p>
     <w:p>
-      <w:pPr>
-        <w:spacing w:after="0" w:before="0"/>
-      </w:pPr>
       <w:r>
-        <w:rPr>
-          <w:b w:val="0"/>
-          <w:sz w:val="21"/>
-        </w:rPr>
-        <w:t>Solution: The component NOT included in the Physical Quality of Life Index (PQLI) is per capita income. The PQLI is a composite index used to measure the quality of life in different countries. It incorporates three basic components: life expectancy at birth, infant mortality rate (IMR), and basic literacy rate. These components provide insights into the overall health, education, and well-being of the population. However, per capita income, although an important indicator of economic well-being, is not included in the PQLI.</w:t>
+        <w:t xml:space="preserve">Question: The "Pradhan Mantri Bhartiya Janaushadhi Kendra" medicines are:</w:t>
       </w:r>
     </w:p>
     <w:p>
-      <w:pPr>
-        <w:spacing w:after="0" w:before="0"/>
-      </w:pPr>
       <w:r>
-        <w:rPr>
-          <w:b w:val="0"/>
-          <w:sz w:val="20"/>
-        </w:rPr>
-        <w:t>Positive Marks: 1</w:t>
+        <w:t xml:space="preserve">(a) Bioequivalent generics at low cost</w:t>
       </w:r>
     </w:p>
     <w:p>
-      <w:pPr>
-        <w:spacing w:after="160" w:before="0"/>
-      </w:pPr>
       <w:r>
-        <w:rPr>
-          <w:b w:val="0"/>
-          <w:sz w:val="20"/>
-        </w:rPr>
-        <w:t>Negative Marks: 0.25</w:t>
+        <w:t xml:space="preserve">(b) Expired medicines</w:t>
       </w:r>
     </w:p>
     <w:p>
-      <w:pPr>
-        <w:spacing w:after="20" w:before="120"/>
-      </w:pPr>
       <w:r>
-        <w:rPr>
-          <w:b/>
-          <w:sz w:val="22"/>
-        </w:rPr>
-        <w:t>Question: A client in the immediate postoperative period after thyroidectomy develops stridor. Which condition does this indicate and what is the priority?</w:t>
+        <w:t xml:space="preserve">(c) Placebos</w:t>
       </w:r>
     </w:p>
     <w:p>
-      <w:pPr>
-        <w:spacing w:after="0" w:before="0"/>
-      </w:pPr>
       <w:r>
-        <w:rPr>
-          <w:b w:val="0"/>
-          <w:sz w:val="22"/>
-        </w:rPr>
-        <w:t>(a) Recurrent laryngeal nerve injury - reassure the client</w:t>
+        <w:t xml:space="preserve">(d) Samples only</w:t>
       </w:r>
     </w:p>
     <w:p>
-      <w:pPr>
-        <w:spacing w:after="0" w:before="0"/>
-      </w:pPr>
       <w:r>
-        <w:rPr>
-          <w:b w:val="0"/>
-          <w:sz w:val="22"/>
-        </w:rPr>
-        <w:t>(b) Normal postoperative hoarseness - continue to observe</w:t>
+        <w:t xml:space="preserve">Answer: a</w:t>
       </w:r>
     </w:p>
     <w:p>
-      <w:pPr>
-        <w:spacing w:after="0" w:before="0"/>
-      </w:pPr>
       <w:r>
-        <w:rPr>
-          <w:b w:val="0"/>
-          <w:sz w:val="22"/>
-        </w:rPr>
-        <w:t>(c) Hypocalcemia - check calcium level</w:t>
+        <w:t xml:space="preserve">Solution: Jan Aushadhi medicines are quality generic equivalents — bioequivalent to branded drugs at much lower prices.</w:t>
       </w:r>
     </w:p>
     <w:p>
-      <w:pPr>
-        <w:spacing w:after="0" w:before="0"/>
-      </w:pPr>
       <w:r>
-        <w:rPr>
-          <w:b w:val="0"/>
-          <w:sz w:val="22"/>
-        </w:rPr>
-        <w:t>(d) Laryngeal edema with airway obstruction - prepare for emergency airway management</w:t>
+        <w:t xml:space="preserve">Positive Marks: 1</w:t>
       </w:r>
     </w:p>
     <w:p>
-      <w:pPr>
-        <w:spacing w:after="0" w:before="40"/>
-      </w:pPr>
       <w:r>
-        <w:rPr>
-          <w:b/>
-          <w:sz w:val="22"/>
-        </w:rPr>
-        <w:t>Answer: d</w:t>
+        <w:t xml:space="preserve">Negative Marks: 0.25</w:t>
       </w:r>
     </w:p>
     <w:p>
-      <w:pPr>
-        <w:spacing w:after="0" w:before="0"/>
-      </w:pPr>
       <w:r>
-        <w:rPr>
-          <w:b w:val="0"/>
-          <w:sz w:val="21"/>
-        </w:rPr>
-        <w:t>Solution: Stridor is inspiratory crowing from laryngeal edema/obstruction; it is an emergency requiring immediate airway management (oxygen, and possible tracheostomy).</w:t>
+        <w:t xml:space="preserve"/>
       </w:r>
     </w:p>
     <w:p>
-      <w:pPr>
-        <w:spacing w:after="0" w:before="0"/>
-      </w:pPr>
       <w:r>
-        <w:rPr>
-          <w:b w:val="0"/>
-          <w:sz w:val="20"/>
-        </w:rPr>
-        <w:t>Positive Marks: 1</w:t>
+        <w:t xml:space="preserve">Question: The nurse is to give 0.75 mg of a medication. The vial contains 0.25 mg/mL. The volume to give is:</w:t>
       </w:r>
     </w:p>
     <w:p>
-      <w:pPr>
-        <w:spacing w:after="160" w:before="0"/>
-      </w:pPr>
       <w:r>
-        <w:rPr>
-          <w:b w:val="0"/>
-          <w:sz w:val="20"/>
-        </w:rPr>
-        <w:t>Negative Marks: 0.25</w:t>
+        <w:t xml:space="preserve">(a) 2 mL</w:t>
       </w:r>
     </w:p>
     <w:p>
-      <w:pPr>
-        <w:spacing w:after="20" w:before="120"/>
-      </w:pPr>
       <w:r>
-        <w:rPr>
-          <w:b/>
-          <w:sz w:val="22"/>
-        </w:rPr>
-        <w:t>Question: Disulfiram is commonly used for the treatment of:</w:t>
+        <w:t xml:space="preserve">(b) 3 mL</w:t>
       </w:r>
     </w:p>
     <w:p>
-      <w:pPr>
-        <w:spacing w:after="0" w:before="0"/>
-      </w:pPr>
       <w:r>
-        <w:rPr>
-          <w:b w:val="0"/>
-          <w:sz w:val="22"/>
-        </w:rPr>
-        <w:t>(a) Chronic schizophrenia</w:t>
+        <w:t xml:space="preserve">(c) 4 mL</w:t>
       </w:r>
     </w:p>
     <w:p>
-      <w:pPr>
-        <w:spacing w:after="0" w:before="0"/>
-      </w:pPr>
       <w:r>
-        <w:rPr>
-          <w:b w:val="0"/>
-          <w:sz w:val="22"/>
-        </w:rPr>
-        <w:t>(b) Chronic alcoholism</w:t>
+        <w:t xml:space="preserve">(d) 5 mL</w:t>
       </w:r>
     </w:p>
     <w:p>
-      <w:pPr>
-        <w:spacing w:after="0" w:before="0"/>
-      </w:pPr>
       <w:r>
-        <w:rPr>
-          <w:b w:val="0"/>
-          <w:sz w:val="22"/>
-        </w:rPr>
-        <w:t>(c) Chronic smoker</w:t>
+        <w:t xml:space="preserve">Answer: b</w:t>
       </w:r>
     </w:p>
     <w:p>
-      <w:pPr>
-        <w:spacing w:after="0" w:before="0"/>
-      </w:pPr>
       <w:r>
-        <w:rPr>
-          <w:b w:val="0"/>
-          <w:sz w:val="22"/>
-        </w:rPr>
-        <w:t>(d) All of the above</w:t>
+        <w:t xml:space="preserve">Solution: Volume = 0.75 ÷ 0.25 = 3 mL.</w:t>
       </w:r>
     </w:p>
     <w:p>
-      <w:pPr>
-        <w:spacing w:after="0" w:before="40"/>
-      </w:pPr>
       <w:r>
-        <w:rPr>
-          <w:b/>
-          <w:sz w:val="22"/>
-        </w:rPr>
-        <w:t>Answer: b</w:t>
+        <w:t xml:space="preserve">Positive Marks: 1</w:t>
       </w:r>
     </w:p>
     <w:p>
-      <w:pPr>
-        <w:spacing w:after="0" w:before="0"/>
-      </w:pPr>
       <w:r>
-        <w:rPr>
-          <w:b w:val="0"/>
-          <w:sz w:val="21"/>
-        </w:rPr>
-        <w:t>Solution: Disulfiram (option B) is commonly used for the treatment of chronic alcoholism. Disulfiram is a medication that is used as a deterrent to alcohol consumption. It works by inhibiting the enzyme acetaldehyde dehydrogenase, which plays a role in the metabolism of alcohol. When disulfiram is taken and alcohol is consumed, it leads to an accumulation of acetaldehyde in the body, causing unpleasant symptoms such as nausea, flushing, palpitations, and headache</w:t>
+        <w:t xml:space="preserve">Negative Marks: 0.25</w:t>
       </w:r>
     </w:p>
     <w:p>
-      <w:pPr>
-        <w:spacing w:after="0" w:before="0"/>
-      </w:pPr>
       <w:r>
-        <w:rPr>
-          <w:b w:val="0"/>
-          <w:sz w:val="20"/>
-        </w:rPr>
-        <w:t>Positive Marks: 1</w:t>
+        <w:t xml:space="preserve"/>
       </w:r>
     </w:p>
     <w:p>
-      <w:pPr>
-        <w:spacing w:after="160" w:before="0"/>
-      </w:pPr>
       <w:r>
-        <w:rPr>
-          <w:b w:val="0"/>
-          <w:sz w:val="20"/>
-        </w:rPr>
-        <w:t>Negative Marks: 0.25</w:t>
+        <w:t xml:space="preserve">Question: The normal adult heart rate at rest is:</w:t>
+      </w:r>
+    </w:p>
+    <w:p>
+      <w:r>
+        <w:t xml:space="preserve">(a) 60–100 beats per minute</w:t>
+      </w:r>
+    </w:p>
+    <w:p>
+      <w:r>
+        <w:t xml:space="preserve">(b) 20–40 beats per minute</w:t>
+      </w:r>
+    </w:p>
+    <w:p>
+      <w:r>
+        <w:t xml:space="preserve">(c) 120–160 beats per minute</w:t>
+      </w:r>
+    </w:p>
+    <w:p>
+      <w:r>
+        <w:t xml:space="preserve">(d) 160–200 beats per minute</w:t>
+      </w:r>
+    </w:p>
+    <w:p>
+      <w:r>
+        <w:t xml:space="preserve">Answer: a</w:t>
+      </w:r>
+    </w:p>
+    <w:p>
+      <w:r>
+        <w:t xml:space="preserve">Solution: Normal adult resting heart rate is 60–100 bpm.</w:t>
+      </w:r>
+    </w:p>
+    <w:p>
+      <w:r>
+        <w:t xml:space="preserve">Positive Marks: 1</w:t>
+      </w:r>
+    </w:p>
+    <w:p>
+      <w:r>
+        <w:t xml:space="preserve">Negative Marks: 0.25</w:t>
+      </w:r>
+    </w:p>
+    <w:p>
+      <w:r>
+        <w:t xml:space="preserve"/>
+      </w:r>
+    </w:p>
+    <w:p>
+      <w:r>
+        <w:t xml:space="preserve">Question: A patient with a burn injury is being assessed for pain. The nurse should:</w:t>
+      </w:r>
+    </w:p>
+    <w:p>
+      <w:r>
+        <w:t xml:space="preserve">(a) Assess and manage pain with analgesics as ordered</w:t>
+      </w:r>
+    </w:p>
+    <w:p>
+      <w:r>
+        <w:t xml:space="preserve">(b) Ignore the pain</w:t>
+      </w:r>
+    </w:p>
+    <w:p>
+      <w:r>
+        <w:t xml:space="preserve">(c) Give no medication</w:t>
+      </w:r>
+    </w:p>
+    <w:p>
+      <w:r>
+        <w:t xml:space="preserve">(d) Wait for the patient to ask repeatedly</w:t>
+      </w:r>
+    </w:p>
+    <w:p>
+      <w:r>
+        <w:t xml:space="preserve">Answer: a</w:t>
+      </w:r>
+    </w:p>
+    <w:p>
+      <w:r>
+        <w:t xml:space="preserve">Solution: Burn pain is severe — the nurse assesses pain regularly and administers analgesics (opioids, often IV) as ordered, along with non-pharmacological comfort.</w:t>
+      </w:r>
+    </w:p>
+    <w:p>
+      <w:r>
+        <w:t xml:space="preserve">Positive Marks: 1</w:t>
+      </w:r>
+    </w:p>
+    <w:p>
+      <w:r>
+        <w:t xml:space="preserve">Negative Marks: 0.25</w:t>
       </w:r>
     </w:p>
     <w:sectPr>
       <w:pgSz w:w="12240" w:h="15840"/>
-      <w:pgMar w:top="864" w:right="1008" w:bottom="864" w:left="1008" w:header="720" w:footer="720" w:gutter="0"/>
+      <w:pgMar w:top="1440" w:right="1800" w:bottom="1440" w:left="1800" w:header="720" w:footer="720" w:gutter="0"/>
       <w:cols w:space="720"/>
       <w:docGrid w:linePitch="360"/>
     </w:sectPr>
@@ -2535,10 +1365,6 @@
     <w:name w:val="Normal"/>
     <w:qFormat/>
     <w:rsid w:val="00FC693F"/>
-    <w:rPr>
-      <w:rFonts w:ascii="Calibri" w:hAnsi="Calibri"/>
-      <w:sz w:val="22"/>
-    </w:rPr>
   </w:style>
   <w:style w:type="paragraph" w:styleId="Header">
     <w:name w:val="header"/>
